--- a/FASE 1/EVIDENCIAS GRUPALES/1.4_APT122_FormativaFase1.docx
+++ b/FASE 1/EVIDENCIAS GRUPALES/1.4_APT122_FormativaFase1.docx
@@ -259,25 +259,7 @@
           <w:sz w:val="22"/>
           <w:szCs w:val="22"/>
         </w:rPr>
-        <w:t xml:space="preserve"> </w:t>
-      </w:r>
-      <w:proofErr w:type="spellStart"/>
-      <w:r>
-        <w:rPr>
-          <w:rFonts w:ascii="Arial" w:hAnsi="Arial" w:cs="Arial"/>
-          <w:sz w:val="22"/>
-          <w:szCs w:val="22"/>
-        </w:rPr>
-        <w:t>Capstone</w:t>
-      </w:r>
-      <w:proofErr w:type="spellEnd"/>
-      <w:r>
-        <w:rPr>
-          <w:rFonts w:ascii="Arial" w:hAnsi="Arial" w:cs="Arial"/>
-          <w:sz w:val="22"/>
-          <w:szCs w:val="22"/>
-        </w:rPr>
-        <w:t xml:space="preserve"> (PTY4614) | </w:t>
+        <w:t xml:space="preserve"> Capstone (PTY4614) | </w:t>
       </w:r>
       <w:r>
         <w:rPr>
@@ -321,25 +303,7 @@
           <w:sz w:val="22"/>
           <w:szCs w:val="22"/>
         </w:rPr>
-        <w:t xml:space="preserve"> </w:t>
-      </w:r>
-      <w:proofErr w:type="spellStart"/>
-      <w:r>
-        <w:rPr>
-          <w:rFonts w:ascii="Arial" w:hAnsi="Arial" w:cs="Arial"/>
-          <w:sz w:val="22"/>
-          <w:szCs w:val="22"/>
-        </w:rPr>
-        <w:t>LifeGuard</w:t>
-      </w:r>
-      <w:proofErr w:type="spellEnd"/>
-      <w:r>
-        <w:rPr>
-          <w:rFonts w:ascii="Arial" w:hAnsi="Arial" w:cs="Arial"/>
-          <w:sz w:val="22"/>
-          <w:szCs w:val="22"/>
-        </w:rPr>
-        <w:t xml:space="preserve"> B’UP — Plataforma Web Segura para la Gestión de Fichas Clínicas Electrónicas</w:t>
+        <w:t xml:space="preserve"> LifeGuard B’UP — Plataforma Web Segura para la Gestión de Fichas Clínicas Electrónicas</w:t>
       </w:r>
       <w:r>
         <w:rPr>
@@ -357,7 +321,7 @@
           <w:szCs w:val="22"/>
         </w:rPr>
         <w:br/>
-        <w:t>Docente / Supervisor: Marco Antonio Valenzuela Contreras</w:t>
+        <w:t>Docente: Marco Antonio Valenzuela Contreras</w:t>
       </w:r>
       <w:r>
         <w:rPr>
@@ -421,9 +385,9 @@
         </w:rPr>
       </w:pPr>
     </w:p>
-    <w:bookmarkStart w:id="1" w:name="_uw4uwyyubul" w:colFirst="0" w:colLast="0" w:displacedByCustomXml="next"/>
+    <w:bookmarkStart w:id="1" w:name="_376ib1kc8uy2" w:colFirst="0" w:colLast="0" w:displacedByCustomXml="next"/>
     <w:bookmarkEnd w:id="1" w:displacedByCustomXml="next"/>
-    <w:bookmarkStart w:id="2" w:name="_376ib1kc8uy2" w:colFirst="0" w:colLast="0" w:displacedByCustomXml="next"/>
+    <w:bookmarkStart w:id="2" w:name="_uw4uwyyubul" w:colFirst="0" w:colLast="0" w:displacedByCustomXml="next"/>
     <w:bookmarkEnd w:id="2" w:displacedByCustomXml="next"/>
     <w:sdt>
       <w:sdtPr>
@@ -1692,21 +1656,7 @@
         <w:rPr>
           <w:rFonts w:ascii="Arial" w:hAnsi="Arial" w:cs="Arial"/>
         </w:rPr>
-        <w:t>1.1. Resumen (</w:t>
-      </w:r>
-      <w:proofErr w:type="gramStart"/>
-      <w:r>
-        <w:rPr>
-          <w:rFonts w:ascii="Arial" w:hAnsi="Arial" w:cs="Arial"/>
-        </w:rPr>
-        <w:t>Español</w:t>
-      </w:r>
-      <w:proofErr w:type="gramEnd"/>
-      <w:r>
-        <w:rPr>
-          <w:rFonts w:ascii="Arial" w:hAnsi="Arial" w:cs="Arial"/>
-        </w:rPr>
-        <w:t>)</w:t>
+        <w:t>1.1. Resumen (Español)</w:t>
       </w:r>
       <w:bookmarkEnd w:id="5"/>
     </w:p>
@@ -1724,61 +1674,7 @@
           <w:sz w:val="22"/>
           <w:szCs w:val="22"/>
         </w:rPr>
-        <w:t xml:space="preserve">El presente trabajo aborda la definición de un Proyecto de Aplicación Profesional e Integración Tecnológica (APT) denominado </w:t>
-      </w:r>
-      <w:proofErr w:type="spellStart"/>
-      <w:r>
-        <w:rPr>
-          <w:rFonts w:ascii="Arial" w:hAnsi="Arial" w:cs="Arial"/>
-          <w:sz w:val="22"/>
-          <w:szCs w:val="22"/>
-        </w:rPr>
-        <w:t>LifeGuard</w:t>
-      </w:r>
-      <w:proofErr w:type="spellEnd"/>
-      <w:r>
-        <w:rPr>
-          <w:rFonts w:ascii="Arial" w:hAnsi="Arial" w:cs="Arial"/>
-          <w:sz w:val="22"/>
-          <w:szCs w:val="22"/>
-        </w:rPr>
-        <w:t xml:space="preserve"> B’UP, consistente en el desarrollo de una plataforma web segura destinada a la gestión de fichas clínicas electrónicas en centros e instituciones de salud. El proyecto surge como respuesta a los riesgos de seguridad, la falta de trazabilidad inalterable y las deficiencias de rendimiento derivadas del almacenamiento inadecuado de archivos médicos pesados en bases de datos relacionales tradicionales. A través de una arquitectura de microservicios distribuida en cuatro capas (presentación, lógica de negocio, persistencia híbrida con almacenamiento desacoplado, y resguardo/continuidad operativa), el sistema implementa autenticación basada en roles (RBAC), registros de auditoría en formato JSON (</w:t>
-      </w:r>
-      <w:proofErr w:type="spellStart"/>
-      <w:r>
-        <w:rPr>
-          <w:rFonts w:ascii="Arial" w:hAnsi="Arial" w:cs="Arial"/>
-          <w:sz w:val="22"/>
-          <w:szCs w:val="22"/>
-        </w:rPr>
-        <w:t>audit</w:t>
-      </w:r>
-      <w:proofErr w:type="spellEnd"/>
-      <w:r>
-        <w:rPr>
-          <w:rFonts w:ascii="Arial" w:hAnsi="Arial" w:cs="Arial"/>
-          <w:sz w:val="22"/>
-          <w:szCs w:val="22"/>
-        </w:rPr>
-        <w:t xml:space="preserve"> log) y un plan automatizado de respaldos periódicos con réplica externa. La metodología adopta un modelo híbrido que combina la planificación en cascada para el diseño de arquitectura con el marco de trabajo ágil Scrum organizado en tres </w:t>
-      </w:r>
-      <w:proofErr w:type="spellStart"/>
-      <w:r>
-        <w:rPr>
-          <w:rFonts w:ascii="Arial" w:hAnsi="Arial" w:cs="Arial"/>
-          <w:sz w:val="22"/>
-          <w:szCs w:val="22"/>
-        </w:rPr>
-        <w:t>sprints</w:t>
-      </w:r>
-      <w:proofErr w:type="spellEnd"/>
-      <w:r>
-        <w:rPr>
-          <w:rFonts w:ascii="Arial" w:hAnsi="Arial" w:cs="Arial"/>
-          <w:sz w:val="22"/>
-          <w:szCs w:val="22"/>
-        </w:rPr>
-        <w:t>. En este informe se fundamenta la relevancia profesional de la propuesta, su alineación directa con el perfil de egreso de la carrera, los intereses del equipo de desarrollo y su factibilidad de ejecución dentro del marco lectivo.</w:t>
+        <w:t>El presente trabajo aborda la definición de un Proyecto de Aplicación Profesional e Integración Tecnológica (APT) denominado LifeGuard B’UP, consistente en el desarrollo de una plataforma web segura destinada a la gestión de fichas clínicas electrónicas en centros e instituciones de salud. El proyecto surge como respuesta a los riesgos de seguridad, la falta de trazabilidad inalterable y las deficiencias de rendimiento derivadas del almacenamiento inadecuado de archivos médicos pesados en bases de datos relacionales tradicionales. A través de una arquitectura de microservicios distribuida en cuatro capas (presentación, lógica de negocio, persistencia híbrida con almacenamiento desacoplado, y resguardo/continuidad operativa), el sistema implementa autenticación basada en roles (RBAC), registros de auditoría en formato JSON (audit log) y un plan automatizado de respaldos periódicos con réplica externa. La metodología adopta un modelo híbrido que combina la planificación en cascada para el diseño de arquitectura con el marco de trabajo ágil Scrum organizado en tres sprints. En este informe se fundamenta la relevancia profesional de la propuesta, su alineación directa con el perfil de egreso de la carrera, los intereses del equipo de desarrollo y su factibilidad de ejecución dentro del marco lectivo.</w:t>
       </w:r>
     </w:p>
     <w:p>
@@ -1840,27 +1736,7 @@
           <w:szCs w:val="22"/>
           <w:lang w:val="en-US"/>
         </w:rPr>
-        <w:t xml:space="preserve">This report outlines the phase 1 definition of the Capstone Project named </w:t>
-      </w:r>
-      <w:proofErr w:type="spellStart"/>
-      <w:r>
-        <w:rPr>
-          <w:rFonts w:ascii="Arial" w:hAnsi="Arial" w:cs="Arial"/>
-          <w:sz w:val="22"/>
-          <w:szCs w:val="22"/>
-          <w:lang w:val="en-US"/>
-        </w:rPr>
-        <w:t>LifeGuard</w:t>
-      </w:r>
-      <w:proofErr w:type="spellEnd"/>
-      <w:r>
-        <w:rPr>
-          <w:rFonts w:ascii="Arial" w:hAnsi="Arial" w:cs="Arial"/>
-          <w:sz w:val="22"/>
-          <w:szCs w:val="22"/>
-          <w:lang w:val="en-US"/>
-        </w:rPr>
-        <w:t xml:space="preserve"> B’UP, which consists of developing a secure web-based electronic health record (EHR) management system for healthcare institutions. The project addresses critical cybersecurity risks, lack of immutable audit traceability, and database performance degradation caused by storing heavy medical attachments directly within traditional relational databases. Built upon a four-tier microservices architecture (presentation, business logic, hybrid persistence with decoupled object storage, and disaster recovery/operational continuity), the system features Role-Based Access Control (RBAC), JSON-formatted immutable audit logs, and automated off-site backup schedules. The project follows a hybrid methodology that integrates predictive waterfall planning for architectural design with three-week Scrum sprints for incremental software delivery. This document demonstrates the project's relevance to the healthcare IT sector, its alignment with professional graduate competencies, team interests, and its overall feasibility within the academic term.</w:t>
+        <w:t>This report outlines the phase 1 definition of the Capstone Project named LifeGuard B’UP, which consists of developing a secure web-based electronic health record (EHR) management system for healthcare institutions. The project addresses critical cybersecurity risks, lack of immutable audit traceability, and database performance degradation caused by storing heavy medical attachments directly within traditional relational databases. Built upon a four-tier microservices architecture (presentation, business logic, hybrid persistence with decoupled object storage, and disaster recovery/operational continuity), the system features Role-Based Access Control (RBAC), JSON-formatted immutable audit logs, and automated off-site backup schedules. The project follows a hybrid methodology that integrates predictive waterfall planning for architectural design with three-week Scrum sprints for incremental software delivery. This document demonstrates the project's relevance to the healthcare IT sector, its alignment with professional graduate competencies, team interests, and its overall feasibility within the academic term.</w:t>
       </w:r>
     </w:p>
     <w:p>
@@ -1938,25 +1814,7 @@
           <w:sz w:val="22"/>
           <w:szCs w:val="22"/>
         </w:rPr>
-        <w:t xml:space="preserve">El proyecto </w:t>
-      </w:r>
-      <w:proofErr w:type="spellStart"/>
-      <w:r>
-        <w:rPr>
-          <w:rFonts w:ascii="Arial" w:hAnsi="Arial" w:cs="Arial"/>
-          <w:sz w:val="22"/>
-          <w:szCs w:val="22"/>
-        </w:rPr>
-        <w:t>LifeGuard</w:t>
-      </w:r>
-      <w:proofErr w:type="spellEnd"/>
-      <w:r>
-        <w:rPr>
-          <w:rFonts w:ascii="Arial" w:hAnsi="Arial" w:cs="Arial"/>
-          <w:sz w:val="22"/>
-          <w:szCs w:val="22"/>
-        </w:rPr>
-        <w:t xml:space="preserve"> B’UP contempla el diseño e implementación de un sistema web integral para la digitalización y administración de información clínica sensible. La problemática central que resuelve se relaciona con la vulnerabilidad con la que muchas instituciones de salud gestionan actualmente los datos de sus pacientes: la carencia de controles de acceso rigurosos, la inexistencia de mecanismos inalterables que registren quién consulta o modifica un registro médico, y la falta de continuidad operativa ante fallas técnicas.</w:t>
+        <w:t>El proyecto LifeGuard B’UP contempla el diseño e implementación de un sistema web integral para la digitalización y administración de información clínica sensible. La problemática central que resuelve se relaciona con la vulnerabilidad con la que muchas instituciones de salud gestionan actualmente los datos de sus pacientes: la carencia de controles de acceso rigurosos, la inexistencia de mecanismos inalterables que registren quién consulta o modifica un registro médico, y la falta de continuidad operativa ante fallas técnicas.</w:t>
       </w:r>
     </w:p>
     <w:p>
@@ -2032,29 +1890,7 @@
           <w:sz w:val="22"/>
           <w:szCs w:val="22"/>
         </w:rPr>
-        <w:t>Capa de Presentación (</w:t>
-      </w:r>
-      <w:proofErr w:type="spellStart"/>
-      <w:r>
-        <w:rPr>
-          <w:rFonts w:ascii="Arial" w:hAnsi="Arial" w:cs="Arial"/>
-          <w:b/>
-          <w:bCs/>
-          <w:sz w:val="22"/>
-          <w:szCs w:val="22"/>
-        </w:rPr>
-        <w:t>Frontend</w:t>
-      </w:r>
-      <w:proofErr w:type="spellEnd"/>
-      <w:r>
-        <w:rPr>
-          <w:rFonts w:ascii="Arial" w:hAnsi="Arial" w:cs="Arial"/>
-          <w:b/>
-          <w:bCs/>
-          <w:sz w:val="22"/>
-          <w:szCs w:val="22"/>
-        </w:rPr>
-        <w:t>):</w:t>
+        <w:t>Capa de Presentación (Frontend):</w:t>
       </w:r>
       <w:r>
         <w:rPr>
@@ -2085,83 +1921,15 @@
           <w:sz w:val="22"/>
           <w:szCs w:val="22"/>
         </w:rPr>
-        <w:t>Capa de Lógica de Negocio (</w:t>
-      </w:r>
-      <w:proofErr w:type="spellStart"/>
-      <w:r>
-        <w:rPr>
-          <w:rFonts w:ascii="Arial" w:hAnsi="Arial" w:cs="Arial"/>
-          <w:b/>
-          <w:bCs/>
-          <w:sz w:val="22"/>
-          <w:szCs w:val="22"/>
-        </w:rPr>
-        <w:t>Backend</w:t>
-      </w:r>
-      <w:proofErr w:type="spellEnd"/>
-      <w:r>
-        <w:rPr>
-          <w:rFonts w:ascii="Arial" w:hAnsi="Arial" w:cs="Arial"/>
-          <w:b/>
-          <w:bCs/>
-          <w:sz w:val="22"/>
-          <w:szCs w:val="22"/>
-        </w:rPr>
-        <w:t>):</w:t>
-      </w:r>
-      <w:r>
-        <w:rPr>
-          <w:rFonts w:ascii="Arial" w:hAnsi="Arial" w:cs="Arial"/>
-          <w:sz w:val="22"/>
-          <w:szCs w:val="22"/>
-        </w:rPr>
-        <w:t xml:space="preserve"> API </w:t>
-      </w:r>
-      <w:proofErr w:type="spellStart"/>
-      <w:r>
-        <w:rPr>
-          <w:rFonts w:ascii="Arial" w:hAnsi="Arial" w:cs="Arial"/>
-          <w:sz w:val="22"/>
-          <w:szCs w:val="22"/>
-        </w:rPr>
-        <w:t>RESTful</w:t>
-      </w:r>
-      <w:proofErr w:type="spellEnd"/>
-      <w:r>
-        <w:rPr>
-          <w:rFonts w:ascii="Arial" w:hAnsi="Arial" w:cs="Arial"/>
-          <w:sz w:val="22"/>
-          <w:szCs w:val="22"/>
-        </w:rPr>
-        <w:t xml:space="preserve"> que procesa las reglas de negocio clínicas, autentica usuarios mediante algoritmos criptográficos para contraseñas (</w:t>
-      </w:r>
-      <w:proofErr w:type="spellStart"/>
-      <w:proofErr w:type="gramStart"/>
-      <w:r>
-        <w:rPr>
-          <w:rFonts w:ascii="Arial" w:hAnsi="Arial" w:cs="Arial"/>
-          <w:sz w:val="22"/>
-          <w:szCs w:val="22"/>
-        </w:rPr>
-        <w:t>password</w:t>
-      </w:r>
-      <w:proofErr w:type="gramEnd"/>
-      <w:r>
-        <w:rPr>
-          <w:rFonts w:ascii="Arial" w:hAnsi="Arial" w:cs="Arial"/>
-          <w:sz w:val="22"/>
-          <w:szCs w:val="22"/>
-        </w:rPr>
-        <w:t>_hash</w:t>
-      </w:r>
-      <w:proofErr w:type="spellEnd"/>
-      <w:r>
-        <w:rPr>
-          <w:rFonts w:ascii="Arial" w:hAnsi="Arial" w:cs="Arial"/>
-          <w:sz w:val="22"/>
-          <w:szCs w:val="22"/>
-        </w:rPr>
-        <w:t>) y gestiona permisos por rol.</w:t>
+        <w:t>Capa de Lógica de Negocio (Backend):</w:t>
+      </w:r>
+      <w:r>
+        <w:rPr>
+          <w:rFonts w:ascii="Arial" w:hAnsi="Arial" w:cs="Arial"/>
+          <w:sz w:val="22"/>
+          <w:szCs w:val="22"/>
+        </w:rPr>
+        <w:t xml:space="preserve"> API RESTful que procesa las reglas de negocio clínicas, autentica usuarios mediante algoritmos criptográficos para contraseñas (password_hash) y gestiona permisos por rol.</w:t>
       </w:r>
     </w:p>
     <w:p>
@@ -2356,25 +2124,7 @@
           <w:sz w:val="22"/>
           <w:szCs w:val="22"/>
         </w:rPr>
-        <w:t xml:space="preserve">El desarrollo de </w:t>
-      </w:r>
-      <w:proofErr w:type="spellStart"/>
-      <w:r>
-        <w:rPr>
-          <w:rFonts w:ascii="Arial" w:hAnsi="Arial" w:cs="Arial"/>
-          <w:sz w:val="22"/>
-          <w:szCs w:val="22"/>
-        </w:rPr>
-        <w:t>LifeGuard</w:t>
-      </w:r>
-      <w:proofErr w:type="spellEnd"/>
-      <w:r>
-        <w:rPr>
-          <w:rFonts w:ascii="Arial" w:hAnsi="Arial" w:cs="Arial"/>
-          <w:sz w:val="22"/>
-          <w:szCs w:val="22"/>
-        </w:rPr>
-        <w:t xml:space="preserve"> B’UP integra de manera directa las cuatro competencias clave definidas en nuestro perfil de egreso, cumpliendo con los estándares e indicadores de calidad disciplinarios exigidos:</w:t>
+        <w:t>El desarrollo de LifeGuard B’UP integra de manera directa las cuatro competencias clave definidas en nuestro perfil de egreso, cumpliendo con los estándares e indicadores de calidad disciplinarios exigidos:</w:t>
       </w:r>
     </w:p>
     <w:p>
@@ -2441,43 +2191,7 @@
           <w:sz w:val="22"/>
           <w:szCs w:val="22"/>
         </w:rPr>
-        <w:t xml:space="preserve"> Se estructuró un plan de proyecto mediante una metodología híbrida que combina la planificación predictiva inicial (levantamiento de requerimientos, diseño de base de datos, arquitectura y carta Gantt) con un marco ágil Scrum dividido en tres </w:t>
-      </w:r>
-      <w:proofErr w:type="spellStart"/>
-      <w:r>
-        <w:rPr>
-          <w:rFonts w:ascii="Arial" w:hAnsi="Arial" w:cs="Arial"/>
-          <w:sz w:val="22"/>
-          <w:szCs w:val="22"/>
-        </w:rPr>
-        <w:t>sprints</w:t>
-      </w:r>
-      <w:proofErr w:type="spellEnd"/>
-      <w:r>
-        <w:rPr>
-          <w:rFonts w:ascii="Arial" w:hAnsi="Arial" w:cs="Arial"/>
-          <w:sz w:val="22"/>
-          <w:szCs w:val="22"/>
-        </w:rPr>
-        <w:t xml:space="preserve"> de tres semanas cada uno (Sprint 1: Autenticación/RBAC; Sprint 2: Fichas y adjuntos; Sprint 3: Respaldos y auditoría). Además, se evaluó la </w:t>
-      </w:r>
-      <w:proofErr w:type="spellStart"/>
-      <w:r>
-        <w:rPr>
-          <w:rFonts w:ascii="Arial" w:hAnsi="Arial" w:cs="Arial"/>
-          <w:sz w:val="22"/>
-          <w:szCs w:val="22"/>
-        </w:rPr>
-        <w:t>costo</w:t>
-      </w:r>
-      <w:proofErr w:type="spellEnd"/>
-      <w:r>
-        <w:rPr>
-          <w:rFonts w:ascii="Arial" w:hAnsi="Arial" w:cs="Arial"/>
-          <w:sz w:val="22"/>
-          <w:szCs w:val="22"/>
-        </w:rPr>
-        <w:t>-eficiencia entre adquirir infraestructura física propia ($8.850.000) versus el arriendo continuo en la nube a mediano plazo.</w:t>
+        <w:t xml:space="preserve"> Se estructuró un plan de proyecto mediante una metodología híbrida que combina la planificación predictiva inicial (levantamiento de requerimientos, diseño de base de datos, arquitectura y carta Gantt) con un marco ágil Scrum dividido en tres sprints de tres semanas cada uno (Sprint 1: Autenticación/RBAC; Sprint 2: Fichas y adjuntos; Sprint 3: Respaldos y auditoría). Además, se evaluó la costo-eficiencia entre adquirir infraestructura física propia ($8.850.000) versus el arriendo continuo en la nube a mediano plazo.</w:t>
       </w:r>
     </w:p>
     <w:p>
@@ -2500,29 +2214,7 @@
           <w:sz w:val="22"/>
           <w:szCs w:val="22"/>
         </w:rPr>
-        <w:t xml:space="preserve">Construir modelos de datos para soportar los requerimientos de la organización </w:t>
-      </w:r>
-      <w:proofErr w:type="gramStart"/>
-      <w:r>
-        <w:rPr>
-          <w:rFonts w:ascii="Arial" w:hAnsi="Arial" w:cs="Arial"/>
-          <w:b/>
-          <w:bCs/>
-          <w:sz w:val="22"/>
-          <w:szCs w:val="22"/>
-        </w:rPr>
-        <w:t>de acuerdo a</w:t>
-      </w:r>
-      <w:proofErr w:type="gramEnd"/>
-      <w:r>
-        <w:rPr>
-          <w:rFonts w:ascii="Arial" w:hAnsi="Arial" w:cs="Arial"/>
-          <w:b/>
-          <w:bCs/>
-          <w:sz w:val="22"/>
-          <w:szCs w:val="22"/>
-        </w:rPr>
-        <w:t xml:space="preserve"> un diseño definido y escalable en el tiempo:</w:t>
+        <w:t>Construir modelos de datos para soportar los requerimientos de la organización de acuerdo a un diseño definido y escalable en el tiempo:</w:t>
       </w:r>
       <w:r>
         <w:rPr>
@@ -2548,133 +2240,7 @@
           <w:sz w:val="22"/>
           <w:szCs w:val="22"/>
         </w:rPr>
-        <w:t xml:space="preserve"> Se diseñó un esquema relacional con 6 tablas (pacientes, </w:t>
-      </w:r>
-      <w:proofErr w:type="spellStart"/>
-      <w:r>
-        <w:rPr>
-          <w:rFonts w:ascii="Arial" w:hAnsi="Arial" w:cs="Arial"/>
-          <w:sz w:val="22"/>
-          <w:szCs w:val="22"/>
-        </w:rPr>
-        <w:t>users</w:t>
-      </w:r>
-      <w:proofErr w:type="spellEnd"/>
-      <w:r>
-        <w:rPr>
-          <w:rFonts w:ascii="Arial" w:hAnsi="Arial" w:cs="Arial"/>
-          <w:sz w:val="22"/>
-          <w:szCs w:val="22"/>
-        </w:rPr>
-        <w:t xml:space="preserve">, </w:t>
-      </w:r>
-      <w:proofErr w:type="spellStart"/>
-      <w:r>
-        <w:rPr>
-          <w:rFonts w:ascii="Arial" w:hAnsi="Arial" w:cs="Arial"/>
-          <w:sz w:val="22"/>
-          <w:szCs w:val="22"/>
-        </w:rPr>
-        <w:t>fichas_clinicas</w:t>
-      </w:r>
-      <w:proofErr w:type="spellEnd"/>
-      <w:r>
-        <w:rPr>
-          <w:rFonts w:ascii="Arial" w:hAnsi="Arial" w:cs="Arial"/>
-          <w:sz w:val="22"/>
-          <w:szCs w:val="22"/>
-        </w:rPr>
-        <w:t xml:space="preserve">, </w:t>
-      </w:r>
-      <w:proofErr w:type="spellStart"/>
-      <w:r>
-        <w:rPr>
-          <w:rFonts w:ascii="Arial" w:hAnsi="Arial" w:cs="Arial"/>
-          <w:sz w:val="22"/>
-          <w:szCs w:val="22"/>
-        </w:rPr>
-        <w:t>adjuntos_medicos</w:t>
-      </w:r>
-      <w:proofErr w:type="spellEnd"/>
-      <w:r>
-        <w:rPr>
-          <w:rFonts w:ascii="Arial" w:hAnsi="Arial" w:cs="Arial"/>
-          <w:sz w:val="22"/>
-          <w:szCs w:val="22"/>
-        </w:rPr>
-        <w:t xml:space="preserve">, </w:t>
-      </w:r>
-      <w:proofErr w:type="spellStart"/>
-      <w:r>
-        <w:rPr>
-          <w:rFonts w:ascii="Arial" w:hAnsi="Arial" w:cs="Arial"/>
-          <w:sz w:val="22"/>
-          <w:szCs w:val="22"/>
-        </w:rPr>
-        <w:t>audit_log</w:t>
-      </w:r>
-      <w:proofErr w:type="spellEnd"/>
-      <w:r>
-        <w:rPr>
-          <w:rFonts w:ascii="Arial" w:hAnsi="Arial" w:cs="Arial"/>
-          <w:sz w:val="22"/>
-          <w:szCs w:val="22"/>
-        </w:rPr>
-        <w:t xml:space="preserve">, </w:t>
-      </w:r>
-      <w:proofErr w:type="spellStart"/>
-      <w:r>
-        <w:rPr>
-          <w:rFonts w:ascii="Arial" w:hAnsi="Arial" w:cs="Arial"/>
-          <w:sz w:val="22"/>
-          <w:szCs w:val="22"/>
-        </w:rPr>
-        <w:t>backups_log</w:t>
-      </w:r>
-      <w:proofErr w:type="spellEnd"/>
-      <w:r>
-        <w:rPr>
-          <w:rFonts w:ascii="Arial" w:hAnsi="Arial" w:cs="Arial"/>
-          <w:sz w:val="22"/>
-          <w:szCs w:val="22"/>
-        </w:rPr>
-        <w:t xml:space="preserve">). Para evitar la degradación del motor de datos por almacenamiento de archivos pesados, se implementó una persistencia híbrida desacoplada, donde la tabla </w:t>
-      </w:r>
-      <w:proofErr w:type="spellStart"/>
-      <w:r>
-        <w:rPr>
-          <w:rFonts w:ascii="Arial" w:hAnsi="Arial" w:cs="Arial"/>
-          <w:sz w:val="22"/>
-          <w:szCs w:val="22"/>
-        </w:rPr>
-        <w:t>adjuntos_medicos</w:t>
-      </w:r>
-      <w:proofErr w:type="spellEnd"/>
-      <w:r>
-        <w:rPr>
-          <w:rFonts w:ascii="Arial" w:hAnsi="Arial" w:cs="Arial"/>
-          <w:sz w:val="22"/>
-          <w:szCs w:val="22"/>
-        </w:rPr>
-        <w:t xml:space="preserve"> almacena únicamente metadatos, la URL del almacenamiento de objetos y una huella digital (</w:t>
-      </w:r>
-      <w:proofErr w:type="spellStart"/>
-      <w:r>
-        <w:rPr>
-          <w:rFonts w:ascii="Arial" w:hAnsi="Arial" w:cs="Arial"/>
-          <w:sz w:val="22"/>
-          <w:szCs w:val="22"/>
-        </w:rPr>
-        <w:t>hash_integridad</w:t>
-      </w:r>
-      <w:proofErr w:type="spellEnd"/>
-      <w:r>
-        <w:rPr>
-          <w:rFonts w:ascii="Arial" w:hAnsi="Arial" w:cs="Arial"/>
-          <w:sz w:val="22"/>
-          <w:szCs w:val="22"/>
-        </w:rPr>
-        <w:t>) que asegura que el archivo no ha sido alterado.</w:t>
+        <w:t xml:space="preserve"> Se diseñó un esquema relacional con 6 tablas (pacientes, users, fichas_clinicas, adjuntos_medicos, audit_log, backups_log). Para evitar la degradación del motor de datos por almacenamiento de archivos pesados, se implementó una persistencia híbrida desacoplada, donde la tabla adjuntos_medicos almacena únicamente metadatos, la URL del almacenamiento de objetos y una huella digital (hash_integridad) que asegura que el archivo no ha sido alterado.</w:t>
       </w:r>
     </w:p>
     <w:p>
@@ -2723,61 +2289,7 @@
           <w:sz w:val="22"/>
           <w:szCs w:val="22"/>
         </w:rPr>
-        <w:t xml:space="preserve"> Construcción de una API </w:t>
-      </w:r>
-      <w:proofErr w:type="spellStart"/>
-      <w:r>
-        <w:rPr>
-          <w:rFonts w:ascii="Arial" w:hAnsi="Arial" w:cs="Arial"/>
-          <w:sz w:val="22"/>
-          <w:szCs w:val="22"/>
-        </w:rPr>
-        <w:t>RESTful</w:t>
-      </w:r>
-      <w:proofErr w:type="spellEnd"/>
-      <w:r>
-        <w:rPr>
-          <w:rFonts w:ascii="Arial" w:hAnsi="Arial" w:cs="Arial"/>
-          <w:sz w:val="22"/>
-          <w:szCs w:val="22"/>
-        </w:rPr>
-        <w:t xml:space="preserve"> acoplada a una interfaz web mediante comunicaciones seguras HTTPS. El sistema aplica patrones de diseño para el control de acceso basado en roles (RBAC) y sistematiza la trazabilidad almacenando en la tabla </w:t>
-      </w:r>
-      <w:proofErr w:type="spellStart"/>
-      <w:r>
-        <w:rPr>
-          <w:rFonts w:ascii="Arial" w:hAnsi="Arial" w:cs="Arial"/>
-          <w:sz w:val="22"/>
-          <w:szCs w:val="22"/>
-        </w:rPr>
-        <w:t>audit_log</w:t>
-      </w:r>
-      <w:proofErr w:type="spellEnd"/>
-      <w:r>
-        <w:rPr>
-          <w:rFonts w:ascii="Arial" w:hAnsi="Arial" w:cs="Arial"/>
-          <w:sz w:val="22"/>
-          <w:szCs w:val="22"/>
-        </w:rPr>
-        <w:t xml:space="preserve"> la IP de origen y el estado previo de los datos modificados en formato JSON (</w:t>
-      </w:r>
-      <w:proofErr w:type="spellStart"/>
-      <w:r>
-        <w:rPr>
-          <w:rFonts w:ascii="Arial" w:hAnsi="Arial" w:cs="Arial"/>
-          <w:sz w:val="22"/>
-          <w:szCs w:val="22"/>
-        </w:rPr>
-        <w:t>datos_previos_json</w:t>
-      </w:r>
-      <w:proofErr w:type="spellEnd"/>
-      <w:r>
-        <w:rPr>
-          <w:rFonts w:ascii="Arial" w:hAnsi="Arial" w:cs="Arial"/>
-          <w:sz w:val="22"/>
-          <w:szCs w:val="22"/>
-        </w:rPr>
-        <w:t>).</w:t>
+        <w:t xml:space="preserve"> Construcción de una API RESTful acoplada a una interfaz web mediante comunicaciones seguras HTTPS. El sistema aplica patrones de diseño para el control de acceso basado en roles (RBAC) y sistematiza la trazabilidad almacenando en la tabla audit_log la IP de origen y el estado previo de los datos modificados en formato JSON (datos_previos_json).</w:t>
       </w:r>
     </w:p>
     <w:p>
@@ -2962,25 +2474,7 @@
           <w:sz w:val="22"/>
           <w:szCs w:val="22"/>
         </w:rPr>
-        <w:t xml:space="preserve"> Muestra un fuerte interés en la dirección de proyectos informáticos, la investigación, la arquitectura y el diseño de la experiencia de usuario en soluciones web. Su participación en el proyecto abarca la conducción del plan de trabajo, la formalización técnica de la documentación y el soporte en el desarrollo del </w:t>
-      </w:r>
-      <w:proofErr w:type="spellStart"/>
-      <w:r>
-        <w:rPr>
-          <w:rFonts w:ascii="Arial" w:hAnsi="Arial" w:cs="Arial"/>
-          <w:sz w:val="22"/>
-          <w:szCs w:val="22"/>
-        </w:rPr>
-        <w:t>frontend</w:t>
-      </w:r>
-      <w:proofErr w:type="spellEnd"/>
-      <w:r>
-        <w:rPr>
-          <w:rFonts w:ascii="Arial" w:hAnsi="Arial" w:cs="Arial"/>
-          <w:sz w:val="22"/>
-          <w:szCs w:val="22"/>
-        </w:rPr>
-        <w:t xml:space="preserve"> principal.</w:t>
+        <w:t xml:space="preserve"> Muestra un fuerte interés en la dirección de proyectos informáticos, la investigación, la arquitectura y el diseño de la experiencia de usuario en soluciones web. Su participación en el proyecto abarca la conducción del plan de trabajo, la formalización técnica de la documentación y el soporte en el desarrollo del frontend principal.</w:t>
       </w:r>
     </w:p>
     <w:p>
@@ -3042,61 +2536,7 @@
           <w:sz w:val="22"/>
           <w:szCs w:val="22"/>
         </w:rPr>
-        <w:t xml:space="preserve"> Interesado en la programación, la integración de componentes de código y la arquitectura </w:t>
-      </w:r>
-      <w:proofErr w:type="spellStart"/>
-      <w:r>
-        <w:rPr>
-          <w:rFonts w:ascii="Arial" w:hAnsi="Arial" w:cs="Arial"/>
-          <w:sz w:val="22"/>
-          <w:szCs w:val="22"/>
-        </w:rPr>
-        <w:t>backend</w:t>
-      </w:r>
-      <w:proofErr w:type="spellEnd"/>
-      <w:r>
-        <w:rPr>
-          <w:rFonts w:ascii="Arial" w:hAnsi="Arial" w:cs="Arial"/>
-          <w:sz w:val="22"/>
-          <w:szCs w:val="22"/>
-        </w:rPr>
-        <w:t>/</w:t>
-      </w:r>
-      <w:proofErr w:type="spellStart"/>
-      <w:r>
-        <w:rPr>
-          <w:rFonts w:ascii="Arial" w:hAnsi="Arial" w:cs="Arial"/>
-          <w:sz w:val="22"/>
-          <w:szCs w:val="22"/>
-        </w:rPr>
-        <w:t>frontend</w:t>
-      </w:r>
-      <w:proofErr w:type="spellEnd"/>
-      <w:r>
-        <w:rPr>
-          <w:rFonts w:ascii="Arial" w:hAnsi="Arial" w:cs="Arial"/>
-          <w:sz w:val="22"/>
-          <w:szCs w:val="22"/>
-        </w:rPr>
-        <w:t xml:space="preserve">. Su rol se enfoca en la implementación del portal web, el flujo de inicio de sesión y la conexión fluida entre la API </w:t>
-      </w:r>
-      <w:proofErr w:type="spellStart"/>
-      <w:r>
-        <w:rPr>
-          <w:rFonts w:ascii="Arial" w:hAnsi="Arial" w:cs="Arial"/>
-          <w:sz w:val="22"/>
-          <w:szCs w:val="22"/>
-        </w:rPr>
-        <w:t>RESTful</w:t>
-      </w:r>
-      <w:proofErr w:type="spellEnd"/>
-      <w:r>
-        <w:rPr>
-          <w:rFonts w:ascii="Arial" w:hAnsi="Arial" w:cs="Arial"/>
-          <w:sz w:val="22"/>
-          <w:szCs w:val="22"/>
-        </w:rPr>
-        <w:t xml:space="preserve"> y la base de datos.</w:t>
+        <w:t xml:space="preserve"> Interesado en la programación, la integración de componentes de código y la arquitectura backend/frontend. Su rol se enfoca en la implementación del portal web, el flujo de inicio de sesión y la conexión fluida entre la API RESTful y la base de datos.</w:t>
       </w:r>
     </w:p>
     <w:p>
@@ -3131,43 +2571,7 @@
           <w:sz w:val="22"/>
           <w:szCs w:val="22"/>
         </w:rPr>
-        <w:t xml:space="preserve">El proyecto </w:t>
-      </w:r>
-      <w:proofErr w:type="spellStart"/>
-      <w:r>
-        <w:rPr>
-          <w:rFonts w:ascii="Arial" w:hAnsi="Arial" w:cs="Arial"/>
-          <w:sz w:val="22"/>
-          <w:szCs w:val="22"/>
-        </w:rPr>
-        <w:t>LifeGuard</w:t>
-      </w:r>
-      <w:proofErr w:type="spellEnd"/>
-      <w:r>
-        <w:rPr>
-          <w:rFonts w:ascii="Arial" w:hAnsi="Arial" w:cs="Arial"/>
-          <w:sz w:val="22"/>
-          <w:szCs w:val="22"/>
-        </w:rPr>
-        <w:t xml:space="preserve"> B’UP es plenamente factible de ser ejecutado dentro de los plazos académicos de la asignatura </w:t>
-      </w:r>
-      <w:proofErr w:type="spellStart"/>
-      <w:r>
-        <w:rPr>
-          <w:rFonts w:ascii="Arial" w:hAnsi="Arial" w:cs="Arial"/>
-          <w:sz w:val="22"/>
-          <w:szCs w:val="22"/>
-        </w:rPr>
-        <w:t>Capstone</w:t>
-      </w:r>
-      <w:proofErr w:type="spellEnd"/>
-      <w:r>
-        <w:rPr>
-          <w:rFonts w:ascii="Arial" w:hAnsi="Arial" w:cs="Arial"/>
-          <w:sz w:val="22"/>
-          <w:szCs w:val="22"/>
-        </w:rPr>
-        <w:t xml:space="preserve"> por las siguientes razones:</w:t>
+        <w:t>El proyecto LifeGuard B’UP es plenamente factible de ser ejecutado dentro de los plazos académicos de la asignatura Capstone por las siguientes razones:</w:t>
       </w:r>
     </w:p>
     <w:p>
@@ -3216,25 +2620,7 @@
           <w:sz w:val="22"/>
           <w:szCs w:val="22"/>
         </w:rPr>
-        <w:t xml:space="preserve"> Para evitar desviaciones en el cronograma, se fijaron exclusiones claras. El sistema no incluirá integración con aseguradoras públicas/privadas (FONASA/</w:t>
-      </w:r>
-      <w:proofErr w:type="spellStart"/>
-      <w:r>
-        <w:rPr>
-          <w:rFonts w:ascii="Arial" w:hAnsi="Arial" w:cs="Arial"/>
-          <w:sz w:val="22"/>
-          <w:szCs w:val="22"/>
-        </w:rPr>
-        <w:t>Isapres</w:t>
-      </w:r>
-      <w:proofErr w:type="spellEnd"/>
-      <w:r>
-        <w:rPr>
-          <w:rFonts w:ascii="Arial" w:hAnsi="Arial" w:cs="Arial"/>
-          <w:sz w:val="22"/>
-          <w:szCs w:val="22"/>
-        </w:rPr>
-        <w:t>), visores médicos DICOM ni aplicaciones nativas móviles, manteniéndose exclusivamente como una plataforma web responsiva.</w:t>
+        <w:t xml:space="preserve"> Para evitar desviaciones en el cronograma, se fijaron exclusiones claras. El sistema no incluirá integración con aseguradoras públicas/privadas (FONASA/Isapres), visores médicos DICOM ni aplicaciones nativas móviles, manteniéndose exclusivamente como una plataforma web responsiva.</w:t>
       </w:r>
     </w:p>
     <w:p>
@@ -3451,25 +2837,7 @@
           <w:sz w:val="22"/>
           <w:szCs w:val="22"/>
         </w:rPr>
-        <w:t xml:space="preserve"> El proyecto cuenta con una estimación presupuestaria realista ($8.850.000) orientada a la adquisición de un servidor físico de almacenamiento, UPS de respaldo, estaciones de trabajo y servicios para repositorio de </w:t>
-      </w:r>
-      <w:proofErr w:type="spellStart"/>
-      <w:r>
-        <w:rPr>
-          <w:rFonts w:ascii="Arial" w:hAnsi="Arial" w:cs="Arial"/>
-          <w:sz w:val="22"/>
-          <w:szCs w:val="22"/>
-        </w:rPr>
-        <w:t>backups</w:t>
-      </w:r>
-      <w:proofErr w:type="spellEnd"/>
-      <w:r>
-        <w:rPr>
-          <w:rFonts w:ascii="Arial" w:hAnsi="Arial" w:cs="Arial"/>
-          <w:sz w:val="22"/>
-          <w:szCs w:val="22"/>
-        </w:rPr>
-        <w:t xml:space="preserve"> en la nube (AWS S3).</w:t>
+        <w:t xml:space="preserve"> El proyecto cuenta con una estimación presupuestaria realista ($8.850.000) orientada a la adquisición de un servidor físico de almacenamiento, UPS de respaldo, estaciones de trabajo y servicios para repositorio de backups en la nube (AWS S3).</w:t>
       </w:r>
     </w:p>
     <w:p>
@@ -3509,25 +2877,7 @@
           <w:szCs w:val="22"/>
         </w:rPr>
         <w:lastRenderedPageBreak/>
-        <w:t>desacoplado simulado mediante almacenamiento local de objetos (</w:t>
-      </w:r>
-      <w:proofErr w:type="spellStart"/>
-      <w:r>
-        <w:rPr>
-          <w:rFonts w:ascii="Arial" w:hAnsi="Arial" w:cs="Arial"/>
-          <w:sz w:val="22"/>
-          <w:szCs w:val="22"/>
-        </w:rPr>
-        <w:t>Object</w:t>
-      </w:r>
-      <w:proofErr w:type="spellEnd"/>
-      <w:r>
-        <w:rPr>
-          <w:rFonts w:ascii="Arial" w:hAnsi="Arial" w:cs="Arial"/>
-          <w:sz w:val="22"/>
-          <w:szCs w:val="22"/>
-        </w:rPr>
-        <w:t xml:space="preserve"> Storage local), garantizando que las entregas funcionales no se vean diferidas.</w:t>
+        <w:t>desacoplado simulado mediante almacenamiento local de objetos (Object Storage local), garantizando que las entregas funcionales no se vean diferidas.</w:t>
       </w:r>
     </w:p>
     <w:p>
@@ -3580,27 +2930,7 @@
           <w:lang w:val="en-US"/>
         </w:rPr>
         <w:br/>
-        <w:t xml:space="preserve">"From a project management and architectural viewpoint, defining the </w:t>
-      </w:r>
-      <w:proofErr w:type="spellStart"/>
-      <w:r>
-        <w:rPr>
-          <w:rFonts w:ascii="Arial" w:hAnsi="Arial" w:cs="Arial"/>
-          <w:sz w:val="22"/>
-          <w:szCs w:val="22"/>
-          <w:lang w:val="en-US"/>
-        </w:rPr>
-        <w:t>LifeGuard</w:t>
-      </w:r>
-      <w:proofErr w:type="spellEnd"/>
-      <w:r>
-        <w:rPr>
-          <w:rFonts w:ascii="Arial" w:hAnsi="Arial" w:cs="Arial"/>
-          <w:sz w:val="22"/>
-          <w:szCs w:val="22"/>
-          <w:lang w:val="en-US"/>
-        </w:rPr>
-        <w:t xml:space="preserve"> B'UP project has demonstrated the critical importance of scoping software solutions within high-risk domains such as digital healthcare. By establishing clear boundaries and selecting a hybrid development methodology, we ensured that both structured planning and agile adaptability are maintained. This project allows me to consolidate my professional skills in IT project leadership, technical documentation, and front-end development, ensuring that user needs and technical feasibility remain properly balanced."</w:t>
+        <w:t>"From a project management and architectural viewpoint, defining the LifeGuard B'UP project has demonstrated the critical importance of scoping software solutions within high-risk domains such as digital healthcare. By establishing clear boundaries and selecting a hybrid development methodology, we ensured that both structured planning and agile adaptability are maintained. This project allows me to consolidate my professional skills in IT project leadership, technical documentation, and front-end development, ensuring that user needs and technical feasibility remain properly balanced."</w:t>
       </w:r>
     </w:p>
     <w:p>
@@ -3709,27 +3039,7 @@
           <w:szCs w:val="22"/>
           <w:lang w:val="en-US"/>
         </w:rPr>
-        <w:t xml:space="preserve">"Developing the initial definition phase of the </w:t>
-      </w:r>
-      <w:proofErr w:type="spellStart"/>
-      <w:r>
-        <w:rPr>
-          <w:rFonts w:ascii="Arial" w:hAnsi="Arial" w:cs="Arial"/>
-          <w:sz w:val="22"/>
-          <w:szCs w:val="22"/>
-          <w:lang w:val="en-US"/>
-        </w:rPr>
-        <w:t>LifeGuard</w:t>
-      </w:r>
-      <w:proofErr w:type="spellEnd"/>
-      <w:r>
-        <w:rPr>
-          <w:rFonts w:ascii="Arial" w:hAnsi="Arial" w:cs="Arial"/>
-          <w:sz w:val="22"/>
-          <w:szCs w:val="22"/>
-          <w:lang w:val="en-US"/>
-        </w:rPr>
-        <w:t xml:space="preserve"> B'UP project provided our team with deep insights into the challenges of designing software for industries with strict regulatory and operational demands. One of our key realizations was that technical expertise alone is insufficient; thorough project governance, risk mitigation, and strict alignment with professional competency frameworks are equally vital to project success.</w:t>
+        <w:t>"Developing the initial definition phase of the LifeGuard B'UP project provided our team with deep insights into the challenges of designing software for industries with strict regulatory and operational demands. One of our key realizations was that technical expertise alone is insufficient; thorough project governance, risk mitigation, and strict alignment with professional competency frameworks are equally vital to project success.</w:t>
       </w:r>
     </w:p>
     <w:p>
@@ -3886,29 +3196,7 @@
           <w:sz w:val="22"/>
           <w:szCs w:val="22"/>
         </w:rPr>
-        <w:t xml:space="preserve">Pauta y Pauta de Evaluación Formativa Fase 1: Definición Proyecto APT (PTY4614 </w:t>
-      </w:r>
-      <w:proofErr w:type="spellStart"/>
-      <w:r>
-        <w:rPr>
-          <w:rFonts w:ascii="Arial" w:hAnsi="Arial" w:cs="Arial"/>
-          <w:i/>
-          <w:iCs/>
-          <w:sz w:val="22"/>
-          <w:szCs w:val="22"/>
-        </w:rPr>
-        <w:t>Capstone</w:t>
-      </w:r>
-      <w:proofErr w:type="spellEnd"/>
-      <w:r>
-        <w:rPr>
-          <w:rFonts w:ascii="Arial" w:hAnsi="Arial" w:cs="Arial"/>
-          <w:i/>
-          <w:iCs/>
-          <w:sz w:val="22"/>
-          <w:szCs w:val="22"/>
-        </w:rPr>
-        <w:t>)</w:t>
+        <w:t>Pauta y Pauta de Evaluación Formativa Fase 1: Definición Proyecto APT (PTY4614 Capstone)</w:t>
       </w:r>
       <w:r>
         <w:rPr>
@@ -3937,25 +3225,7 @@
           <w:sz w:val="22"/>
           <w:szCs w:val="22"/>
         </w:rPr>
-        <w:t xml:space="preserve">Equipo del Proyecto </w:t>
-      </w:r>
-      <w:proofErr w:type="spellStart"/>
-      <w:r>
-        <w:rPr>
-          <w:rFonts w:ascii="Arial" w:hAnsi="Arial" w:cs="Arial"/>
-          <w:sz w:val="22"/>
-          <w:szCs w:val="22"/>
-        </w:rPr>
-        <w:t>LifeGuard</w:t>
-      </w:r>
-      <w:proofErr w:type="spellEnd"/>
-      <w:r>
-        <w:rPr>
-          <w:rFonts w:ascii="Arial" w:hAnsi="Arial" w:cs="Arial"/>
-          <w:sz w:val="22"/>
-          <w:szCs w:val="22"/>
-        </w:rPr>
-        <w:t xml:space="preserve"> B’UP. (2026). </w:t>
+        <w:t xml:space="preserve">Equipo del Proyecto LifeGuard B’UP. (2026). </w:t>
       </w:r>
       <w:r>
         <w:rPr>
@@ -3994,25 +3264,7 @@
           <w:sz w:val="22"/>
           <w:szCs w:val="22"/>
         </w:rPr>
-        <w:t xml:space="preserve">Equipo del Proyecto </w:t>
-      </w:r>
-      <w:proofErr w:type="spellStart"/>
-      <w:r>
-        <w:rPr>
-          <w:rFonts w:ascii="Arial" w:hAnsi="Arial" w:cs="Arial"/>
-          <w:sz w:val="22"/>
-          <w:szCs w:val="22"/>
-        </w:rPr>
-        <w:t>LifeGuard</w:t>
-      </w:r>
-      <w:proofErr w:type="spellEnd"/>
-      <w:r>
-        <w:rPr>
-          <w:rFonts w:ascii="Arial" w:hAnsi="Arial" w:cs="Arial"/>
-          <w:sz w:val="22"/>
-          <w:szCs w:val="22"/>
-        </w:rPr>
-        <w:t xml:space="preserve"> B’UP. (2026). </w:t>
+        <w:t xml:space="preserve">Equipo del Proyecto LifeGuard B’UP. (2026). </w:t>
       </w:r>
       <w:r>
         <w:rPr>
@@ -4022,29 +3274,7 @@
           <w:sz w:val="22"/>
           <w:szCs w:val="22"/>
         </w:rPr>
-        <w:t xml:space="preserve">Especificación Técnica y Arquitectura de Software: Proyecto </w:t>
-      </w:r>
-      <w:proofErr w:type="spellStart"/>
-      <w:r>
-        <w:rPr>
-          <w:rFonts w:ascii="Arial" w:hAnsi="Arial" w:cs="Arial"/>
-          <w:i/>
-          <w:iCs/>
-          <w:sz w:val="22"/>
-          <w:szCs w:val="22"/>
-        </w:rPr>
-        <w:t>Capstone</w:t>
-      </w:r>
-      <w:proofErr w:type="spellEnd"/>
-      <w:r>
-        <w:rPr>
-          <w:rFonts w:ascii="Arial" w:hAnsi="Arial" w:cs="Arial"/>
-          <w:i/>
-          <w:iCs/>
-          <w:sz w:val="22"/>
-          <w:szCs w:val="22"/>
-        </w:rPr>
-        <w:t xml:space="preserve"> N°3</w:t>
+        <w:t>Especificación Técnica y Arquitectura de Software: Proyecto Capstone N°3</w:t>
       </w:r>
       <w:r>
         <w:rPr>
@@ -4092,25 +3322,7 @@
           <w:sz w:val="22"/>
           <w:szCs w:val="22"/>
         </w:rPr>
-        <w:t xml:space="preserve"> (9.ª ed.). McGraw-Hill </w:t>
-      </w:r>
-      <w:proofErr w:type="spellStart"/>
-      <w:r>
-        <w:rPr>
-          <w:rFonts w:ascii="Arial" w:hAnsi="Arial" w:cs="Arial"/>
-          <w:sz w:val="22"/>
-          <w:szCs w:val="22"/>
-        </w:rPr>
-        <w:t>Education</w:t>
-      </w:r>
-      <w:proofErr w:type="spellEnd"/>
-      <w:r>
-        <w:rPr>
-          <w:rFonts w:ascii="Arial" w:hAnsi="Arial" w:cs="Arial"/>
-          <w:sz w:val="22"/>
-          <w:szCs w:val="22"/>
-        </w:rPr>
-        <w:t>.</w:t>
+        <w:t xml:space="preserve"> (9.ª ed.). McGraw-Hill Education.</w:t>
       </w:r>
     </w:p>
     <w:p>
